--- a/print/bristol.docx
+++ b/print/bristol.docx
@@ -559,7 +559,7 @@
                 <w:sz w:val="13"/>
                 <w:szCs w:val="13"/>
               </w:rPr>
-              <w:t xml:space="preserve">EFL C/4 · ESL B/6</w:t>
+              <w:t xml:space="preserve">EFL C · ESL B</w:t>
             </w:r>
           </w:p>
         </w:tc>
@@ -763,7 +763,7 @@
                 <w:sz w:val="13"/>
                 <w:szCs w:val="13"/>
               </w:rPr>
-              <w:t xml:space="preserve">EFL C/4 · ESL B/6</w:t>
+              <w:t xml:space="preserve">EFL C · ESL B</w:t>
             </w:r>
           </w:p>
         </w:tc>
@@ -967,7 +967,7 @@
                 <w:sz w:val="13"/>
                 <w:szCs w:val="13"/>
               </w:rPr>
-              <w:t xml:space="preserve">EFL C/4 · ESL B/6</w:t>
+              <w:t xml:space="preserve">EFL C · ESL B</w:t>
             </w:r>
           </w:p>
         </w:tc>
@@ -1171,7 +1171,7 @@
                 <w:sz w:val="13"/>
                 <w:szCs w:val="13"/>
               </w:rPr>
-              <w:t xml:space="preserve">EFL C/4 · ESL B/6</w:t>
+              <w:t xml:space="preserve">EFL C · ESL B</w:t>
             </w:r>
           </w:p>
         </w:tc>
@@ -1375,7 +1375,7 @@
                 <w:sz w:val="13"/>
                 <w:szCs w:val="13"/>
               </w:rPr>
-              <w:t xml:space="preserve">EFL C/4 · ESL B/6</w:t>
+              <w:t xml:space="preserve">EFL C · ESL B</w:t>
             </w:r>
           </w:p>
         </w:tc>
@@ -1579,7 +1579,7 @@
                 <w:sz w:val="13"/>
                 <w:szCs w:val="13"/>
               </w:rPr>
-              <w:t xml:space="preserve">EFL C/4 · ESL B/6</w:t>
+              <w:t xml:space="preserve">EFL C · ESL B</w:t>
             </w:r>
           </w:p>
         </w:tc>
@@ -1783,7 +1783,7 @@
                 <w:sz w:val="13"/>
                 <w:szCs w:val="13"/>
               </w:rPr>
-              <w:t xml:space="preserve">EFL C/4 · ESL B/6</w:t>
+              <w:t xml:space="preserve">EFL C · ESL B</w:t>
             </w:r>
           </w:p>
         </w:tc>
@@ -1986,7 +1986,7 @@
                 <w:sz w:val="13"/>
                 <w:szCs w:val="13"/>
               </w:rPr>
-              <w:t xml:space="preserve">EFL C/4 · ESL B/6</w:t>
+              <w:t xml:space="preserve">EFL C · ESL B</w:t>
             </w:r>
           </w:p>
         </w:tc>
@@ -2189,7 +2189,7 @@
                 <w:sz w:val="13"/>
                 <w:szCs w:val="13"/>
               </w:rPr>
-              <w:t xml:space="preserve">EFL C/4 · ESL B/6</w:t>
+              <w:t xml:space="preserve">EFL C · ESL B</w:t>
             </w:r>
           </w:p>
         </w:tc>
@@ -2392,7 +2392,7 @@
                 <w:sz w:val="13"/>
                 <w:szCs w:val="13"/>
               </w:rPr>
-              <w:t xml:space="preserve">EFL C/4 · ESL B/6</w:t>
+              <w:t xml:space="preserve">EFL C · ESL B</w:t>
             </w:r>
           </w:p>
         </w:tc>
@@ -2595,7 +2595,7 @@
                 <w:sz w:val="13"/>
                 <w:szCs w:val="13"/>
               </w:rPr>
-              <w:t xml:space="preserve">EFL C/4 · ESL B/6</w:t>
+              <w:t xml:space="preserve">EFL C · ESL B</w:t>
             </w:r>
           </w:p>
         </w:tc>
@@ -2798,7 +2798,7 @@
                 <w:sz w:val="13"/>
                 <w:szCs w:val="13"/>
               </w:rPr>
-              <w:t xml:space="preserve">EFL B/6 · ESL A/7</w:t>
+              <w:t xml:space="preserve">EFL B · ESL A</w:t>
             </w:r>
           </w:p>
         </w:tc>
@@ -3001,7 +3001,7 @@
                 <w:sz w:val="13"/>
                 <w:szCs w:val="13"/>
               </w:rPr>
-              <w:t xml:space="preserve">EFL B/6 · ESL A/7</w:t>
+              <w:t xml:space="preserve">EFL B · ESL A</w:t>
             </w:r>
           </w:p>
         </w:tc>
@@ -3205,7 +3205,7 @@
                 <w:sz w:val="13"/>
                 <w:szCs w:val="13"/>
               </w:rPr>
-              <w:t xml:space="preserve">EFL B/6 · ESL A/7</w:t>
+              <w:t xml:space="preserve">EFL B · ESL A</w:t>
             </w:r>
           </w:p>
         </w:tc>
@@ -3408,7 +3408,7 @@
                 <w:sz w:val="13"/>
                 <w:szCs w:val="13"/>
               </w:rPr>
-              <w:t xml:space="preserve">EFL B/6 · ESL A/7</w:t>
+              <w:t xml:space="preserve">EFL B · ESL A</w:t>
             </w:r>
           </w:p>
         </w:tc>
@@ -3612,7 +3612,7 @@
                 <w:sz w:val="13"/>
                 <w:szCs w:val="13"/>
               </w:rPr>
-              <w:t xml:space="preserve">EFL B/6 · ESL A/7</w:t>
+              <w:t xml:space="preserve">EFL B · ESL A</w:t>
             </w:r>
           </w:p>
         </w:tc>
@@ -3815,7 +3815,7 @@
                 <w:sz w:val="13"/>
                 <w:szCs w:val="13"/>
               </w:rPr>
-              <w:t xml:space="preserve">EFL C/4 · ESL B/6</w:t>
+              <w:t xml:space="preserve">EFL C · ESL B</w:t>
             </w:r>
           </w:p>
         </w:tc>
@@ -4018,7 +4018,7 @@
                 <w:sz w:val="13"/>
                 <w:szCs w:val="13"/>
               </w:rPr>
-              <w:t xml:space="preserve">EFL C/4 · ESL B/6</w:t>
+              <w:t xml:space="preserve">EFL C · ESL B</w:t>
             </w:r>
           </w:p>
         </w:tc>
@@ -4221,7 +4221,7 @@
                 <w:sz w:val="13"/>
                 <w:szCs w:val="13"/>
               </w:rPr>
-              <w:t xml:space="preserve">EFL C/4 · ESL B/6</w:t>
+              <w:t xml:space="preserve">EFL C · ESL B</w:t>
             </w:r>
           </w:p>
         </w:tc>
@@ -4424,7 +4424,7 @@
                 <w:sz w:val="13"/>
                 <w:szCs w:val="13"/>
               </w:rPr>
-              <w:t xml:space="preserve">EFL C/4 · ESL B/6</w:t>
+              <w:t xml:space="preserve">EFL C · ESL B</w:t>
             </w:r>
           </w:p>
         </w:tc>
@@ -4627,7 +4627,7 @@
                 <w:sz w:val="13"/>
                 <w:szCs w:val="13"/>
               </w:rPr>
-              <w:t xml:space="preserve">EFL C/4 · ESL B/6</w:t>
+              <w:t xml:space="preserve">EFL C · ESL B</w:t>
             </w:r>
           </w:p>
         </w:tc>
@@ -4830,7 +4830,7 @@
                 <w:sz w:val="13"/>
                 <w:szCs w:val="13"/>
               </w:rPr>
-              <w:t xml:space="preserve">EFL A/7 · ESL A*/9</w:t>
+              <w:t xml:space="preserve">EFL A · ESL A*</w:t>
             </w:r>
           </w:p>
         </w:tc>
@@ -5034,7 +5034,7 @@
                 <w:sz w:val="13"/>
                 <w:szCs w:val="13"/>
               </w:rPr>
-              <w:t xml:space="preserve">EFL A/7 · ESL A*/9</w:t>
+              <w:t xml:space="preserve">EFL A · ESL A*</w:t>
             </w:r>
           </w:p>
         </w:tc>
@@ -5238,7 +5238,7 @@
                 <w:sz w:val="13"/>
                 <w:szCs w:val="13"/>
               </w:rPr>
-              <w:t xml:space="preserve">EFL B/6 · ESL A/7</w:t>
+              <w:t xml:space="preserve">EFL B · ESL A</w:t>
             </w:r>
           </w:p>
         </w:tc>
@@ -5442,7 +5442,7 @@
                 <w:sz w:val="13"/>
                 <w:szCs w:val="13"/>
               </w:rPr>
-              <w:t xml:space="preserve">EFL B/6 · ESL A/7</w:t>
+              <w:t xml:space="preserve">EFL B · ESL A</w:t>
             </w:r>
           </w:p>
         </w:tc>
@@ -5646,7 +5646,7 @@
                 <w:sz w:val="13"/>
                 <w:szCs w:val="13"/>
               </w:rPr>
-              <w:t xml:space="preserve">EFL B/6 · ESL A/7</w:t>
+              <w:t xml:space="preserve">EFL B · ESL A</w:t>
             </w:r>
           </w:p>
         </w:tc>
@@ -5849,7 +5849,7 @@
                 <w:sz w:val="13"/>
                 <w:szCs w:val="13"/>
               </w:rPr>
-              <w:t xml:space="preserve">EFL A/7 · ESL A*/9</w:t>
+              <w:t xml:space="preserve">EFL A · ESL A*</w:t>
             </w:r>
           </w:p>
         </w:tc>
@@ -6052,7 +6052,7 @@
                 <w:sz w:val="13"/>
                 <w:szCs w:val="13"/>
               </w:rPr>
-              <w:t xml:space="preserve">EFL C/4 · ESL B/6</w:t>
+              <w:t xml:space="preserve">EFL C · ESL B</w:t>
             </w:r>
           </w:p>
         </w:tc>
@@ -6256,7 +6256,7 @@
                 <w:sz w:val="13"/>
                 <w:szCs w:val="13"/>
               </w:rPr>
-              <w:t xml:space="preserve">EFL A/7 · ESL 不接受</w:t>
+              <w:t xml:space="preserve">EFL A · ESL 不接受</w:t>
             </w:r>
           </w:p>
         </w:tc>
@@ -6460,7 +6460,7 @@
                 <w:sz w:val="13"/>
                 <w:szCs w:val="13"/>
               </w:rPr>
-              <w:t xml:space="preserve">EFL A/7 · ESL A*/9</w:t>
+              <w:t xml:space="preserve">EFL A · ESL A*</w:t>
             </w:r>
           </w:p>
         </w:tc>
@@ -6664,7 +6664,7 @@
                 <w:sz w:val="13"/>
                 <w:szCs w:val="13"/>
               </w:rPr>
-              <w:t xml:space="preserve">EFL A/7 · ESL A*/9</w:t>
+              <w:t xml:space="preserve">EFL A · ESL A*</w:t>
             </w:r>
           </w:p>
         </w:tc>
@@ -6867,7 +6867,7 @@
                 <w:sz w:val="13"/>
                 <w:szCs w:val="13"/>
               </w:rPr>
-              <w:t xml:space="preserve">EFL A/7 · ESL A*/9</w:t>
+              <w:t xml:space="preserve">EFL A · ESL A*</w:t>
             </w:r>
           </w:p>
         </w:tc>
@@ -7071,7 +7071,7 @@
                 <w:sz w:val="13"/>
                 <w:szCs w:val="13"/>
               </w:rPr>
-              <w:t xml:space="preserve">EFL A/7 · ESL A*/9</w:t>
+              <w:t xml:space="preserve">EFL A · ESL A*</w:t>
             </w:r>
           </w:p>
         </w:tc>
@@ -7275,7 +7275,7 @@
                 <w:sz w:val="13"/>
                 <w:szCs w:val="13"/>
               </w:rPr>
-              <w:t xml:space="preserve">EFL A/7 · ESL A*/9</w:t>
+              <w:t xml:space="preserve">EFL A · ESL A*</w:t>
             </w:r>
           </w:p>
         </w:tc>
